--- a/docs/2 этап 2.docx
+++ b/docs/2 этап 2.docx
@@ -5435,6 +5435,557 @@
         <w:tblLook w:val="04A0" w:firstRow="1" w:lastRow="0" w:firstColumn="1" w:lastColumn="0" w:noHBand="0" w:noVBand="1"/>
       </w:tblPr>
       <w:tblGrid>
+        <w:gridCol w:w="3292"/>
+        <w:gridCol w:w="6053"/>
+      </w:tblGrid>
+      <w:tr>
+        <w:trPr>
+          <w:trHeight w:val="1728"/>
+        </w:trPr>
+        <w:tc>
+          <w:tcPr>
+            <w:tcW w:w="3292" w:type="dxa"/>
+            <w:hideMark/>
+          </w:tcPr>
+          <w:p>
+            <w:pPr>
+              <w:spacing w:after="160" w:line="259" w:lineRule="auto"/>
+              <w:jc w:val="both"/>
+              <w:rPr>
+                <w:rFonts w:ascii="Times New Roman" w:hAnsi="Times New Roman" w:cs="Times New Roman"/>
+                <w:sz w:val="28"/>
+                <w:szCs w:val="28"/>
+              </w:rPr>
+            </w:pPr>
+            <w:r>
+              <w:rPr>
+                <w:rFonts w:ascii="Times New Roman" w:hAnsi="Times New Roman" w:cs="Times New Roman"/>
+                <w:sz w:val="28"/>
+                <w:szCs w:val="28"/>
+              </w:rPr>
+              <w:t>Атрибут</w:t>
+            </w:r>
+          </w:p>
+        </w:tc>
+        <w:tc>
+          <w:tcPr>
+            <w:tcW w:w="6053" w:type="dxa"/>
+            <w:hideMark/>
+          </w:tcPr>
+          <w:p>
+            <w:pPr>
+              <w:spacing w:after="160" w:line="259" w:lineRule="auto"/>
+              <w:jc w:val="both"/>
+              <w:rPr>
+                <w:rFonts w:ascii="Times New Roman" w:hAnsi="Times New Roman" w:cs="Times New Roman"/>
+                <w:sz w:val="28"/>
+                <w:szCs w:val="28"/>
+              </w:rPr>
+            </w:pPr>
+            <w:r>
+              <w:rPr>
+                <w:rFonts w:ascii="Times New Roman" w:hAnsi="Times New Roman" w:cs="Times New Roman"/>
+                <w:sz w:val="28"/>
+                <w:szCs w:val="28"/>
+              </w:rPr>
+              <w:t>Содержание</w:t>
+            </w:r>
+          </w:p>
+        </w:tc>
+      </w:tr>
+      <w:tr>
+        <w:trPr>
+          <w:trHeight w:val="516"/>
+        </w:trPr>
+        <w:tc>
+          <w:tcPr>
+            <w:tcW w:w="3292" w:type="dxa"/>
+            <w:hideMark/>
+          </w:tcPr>
+          <w:p>
+            <w:pPr>
+              <w:spacing w:after="160" w:line="259" w:lineRule="auto"/>
+              <w:jc w:val="both"/>
+              <w:rPr>
+                <w:rFonts w:ascii="Times New Roman" w:hAnsi="Times New Roman" w:cs="Times New Roman"/>
+                <w:sz w:val="28"/>
+                <w:szCs w:val="28"/>
+              </w:rPr>
+            </w:pPr>
+            <w:r>
+              <w:rPr>
+                <w:rFonts w:ascii="Times New Roman" w:hAnsi="Times New Roman" w:cs="Times New Roman"/>
+                <w:sz w:val="28"/>
+                <w:szCs w:val="28"/>
+              </w:rPr>
+              <w:t>Идентификатор</w:t>
+            </w:r>
+          </w:p>
+        </w:tc>
+        <w:tc>
+          <w:tcPr>
+            <w:tcW w:w="6053" w:type="dxa"/>
+            <w:hideMark/>
+          </w:tcPr>
+          <w:p>
+            <w:pPr>
+              <w:spacing w:after="160" w:line="259" w:lineRule="auto"/>
+              <w:jc w:val="both"/>
+              <w:rPr>
+                <w:rFonts w:ascii="Times New Roman" w:hAnsi="Times New Roman" w:cs="Times New Roman"/>
+                <w:sz w:val="28"/>
+                <w:szCs w:val="28"/>
+              </w:rPr>
+            </w:pPr>
+            <w:r>
+              <w:rPr>
+                <w:rFonts w:ascii="Times New Roman" w:hAnsi="Times New Roman" w:cs="Times New Roman"/>
+                <w:sz w:val="28"/>
+                <w:szCs w:val="28"/>
+              </w:rPr>
+              <w:t>FR-</w:t>
+            </w:r>
+            <w:r>
+              <w:rPr>
+                <w:rFonts w:ascii="Times New Roman" w:hAnsi="Times New Roman" w:cs="Times New Roman"/>
+                <w:sz w:val="28"/>
+                <w:szCs w:val="28"/>
+              </w:rPr>
+              <w:t>11</w:t>
+            </w:r>
+          </w:p>
+        </w:tc>
+      </w:tr>
+      <w:tr>
+        <w:trPr>
+          <w:trHeight w:val="600"/>
+        </w:trPr>
+        <w:tc>
+          <w:tcPr>
+            <w:tcW w:w="3292" w:type="dxa"/>
+            <w:hideMark/>
+          </w:tcPr>
+          <w:p>
+            <w:pPr>
+              <w:spacing w:after="160" w:line="259" w:lineRule="auto"/>
+              <w:jc w:val="both"/>
+              <w:rPr>
+                <w:rFonts w:ascii="Times New Roman" w:hAnsi="Times New Roman" w:cs="Times New Roman"/>
+                <w:sz w:val="28"/>
+                <w:szCs w:val="28"/>
+              </w:rPr>
+            </w:pPr>
+            <w:r>
+              <w:rPr>
+                <w:rFonts w:ascii="Times New Roman" w:hAnsi="Times New Roman" w:cs="Times New Roman"/>
+                <w:sz w:val="28"/>
+                <w:szCs w:val="28"/>
+              </w:rPr>
+              <w:t>Тип</w:t>
+            </w:r>
+          </w:p>
+        </w:tc>
+        <w:tc>
+          <w:tcPr>
+            <w:tcW w:w="6053" w:type="dxa"/>
+            <w:hideMark/>
+          </w:tcPr>
+          <w:p>
+            <w:pPr>
+              <w:spacing w:after="160" w:line="259" w:lineRule="auto"/>
+              <w:jc w:val="both"/>
+              <w:rPr>
+                <w:rFonts w:ascii="Times New Roman" w:hAnsi="Times New Roman" w:cs="Times New Roman"/>
+                <w:sz w:val="28"/>
+                <w:szCs w:val="28"/>
+              </w:rPr>
+            </w:pPr>
+            <w:r>
+              <w:rPr>
+                <w:rFonts w:ascii="Times New Roman" w:hAnsi="Times New Roman" w:cs="Times New Roman"/>
+                <w:sz w:val="28"/>
+                <w:szCs w:val="28"/>
+              </w:rPr>
+              <w:t>Ф</w:t>
+            </w:r>
+            <w:r>
+              <w:rPr>
+                <w:rFonts w:ascii="Times New Roman" w:hAnsi="Times New Roman" w:cs="Times New Roman"/>
+                <w:sz w:val="28"/>
+                <w:szCs w:val="28"/>
+              </w:rPr>
+              <w:t>ункциональное</w:t>
+            </w:r>
+          </w:p>
+        </w:tc>
+      </w:tr>
+      <w:tr>
+        <w:trPr>
+          <w:trHeight w:val="780"/>
+        </w:trPr>
+        <w:tc>
+          <w:tcPr>
+            <w:tcW w:w="3292" w:type="dxa"/>
+            <w:hideMark/>
+          </w:tcPr>
+          <w:p>
+            <w:pPr>
+              <w:spacing w:after="160" w:line="259" w:lineRule="auto"/>
+              <w:jc w:val="both"/>
+              <w:rPr>
+                <w:rFonts w:ascii="Times New Roman" w:hAnsi="Times New Roman" w:cs="Times New Roman"/>
+                <w:sz w:val="28"/>
+                <w:szCs w:val="28"/>
+              </w:rPr>
+            </w:pPr>
+            <w:r>
+              <w:rPr>
+                <w:rFonts w:ascii="Times New Roman" w:hAnsi="Times New Roman" w:cs="Times New Roman"/>
+                <w:sz w:val="28"/>
+                <w:szCs w:val="28"/>
+              </w:rPr>
+              <w:t>Наименование</w:t>
+            </w:r>
+          </w:p>
+        </w:tc>
+        <w:tc>
+          <w:tcPr>
+            <w:tcW w:w="6053" w:type="dxa"/>
+            <w:hideMark/>
+          </w:tcPr>
+          <w:p>
+            <w:pPr>
+              <w:spacing w:after="160" w:line="259" w:lineRule="auto"/>
+              <w:jc w:val="both"/>
+              <w:rPr>
+                <w:rFonts w:ascii="Times New Roman" w:hAnsi="Times New Roman" w:cs="Times New Roman"/>
+                <w:sz w:val="28"/>
+                <w:szCs w:val="28"/>
+              </w:rPr>
+            </w:pPr>
+            <w:r>
+              <w:rPr>
+                <w:rFonts w:ascii="Times New Roman" w:hAnsi="Times New Roman" w:cs="Times New Roman"/>
+                <w:sz w:val="28"/>
+                <w:szCs w:val="28"/>
+              </w:rPr>
+              <w:t>Понятность результатов проверки</w:t>
+            </w:r>
+          </w:p>
+        </w:tc>
+      </w:tr>
+      <w:tr>
+        <w:trPr>
+          <w:trHeight w:val="624"/>
+        </w:trPr>
+        <w:tc>
+          <w:tcPr>
+            <w:tcW w:w="3292" w:type="dxa"/>
+            <w:hideMark/>
+          </w:tcPr>
+          <w:p>
+            <w:pPr>
+              <w:spacing w:after="160" w:line="259" w:lineRule="auto"/>
+              <w:jc w:val="both"/>
+              <w:rPr>
+                <w:rFonts w:ascii="Times New Roman" w:hAnsi="Times New Roman" w:cs="Times New Roman"/>
+                <w:sz w:val="28"/>
+                <w:szCs w:val="28"/>
+              </w:rPr>
+            </w:pPr>
+            <w:r>
+              <w:rPr>
+                <w:rFonts w:ascii="Times New Roman" w:hAnsi="Times New Roman" w:cs="Times New Roman"/>
+                <w:sz w:val="28"/>
+                <w:szCs w:val="28"/>
+              </w:rPr>
+              <w:t>Формулировка</w:t>
+            </w:r>
+          </w:p>
+        </w:tc>
+        <w:tc>
+          <w:tcPr>
+            <w:tcW w:w="6053" w:type="dxa"/>
+            <w:hideMark/>
+          </w:tcPr>
+          <w:p>
+            <w:pPr>
+              <w:spacing w:after="160" w:line="259" w:lineRule="auto"/>
+              <w:jc w:val="both"/>
+              <w:rPr>
+                <w:rFonts w:ascii="Times New Roman" w:hAnsi="Times New Roman" w:cs="Times New Roman"/>
+                <w:sz w:val="28"/>
+                <w:szCs w:val="28"/>
+              </w:rPr>
+            </w:pPr>
+            <w:r>
+              <w:rPr>
+                <w:rFonts w:ascii="Times New Roman" w:hAnsi="Times New Roman" w:cs="Times New Roman"/>
+                <w:sz w:val="28"/>
+                <w:szCs w:val="28"/>
+              </w:rPr>
+              <w:t>Результат для каждого нарушения должен содержать тип нарушения, местоположение, фактическое значение и требуемое значение</w:t>
+            </w:r>
+          </w:p>
+        </w:tc>
+      </w:tr>
+      <w:tr>
+        <w:trPr>
+          <w:trHeight w:val="624"/>
+        </w:trPr>
+        <w:tc>
+          <w:tcPr>
+            <w:tcW w:w="3292" w:type="dxa"/>
+            <w:hideMark/>
+          </w:tcPr>
+          <w:p>
+            <w:pPr>
+              <w:spacing w:after="160" w:line="259" w:lineRule="auto"/>
+              <w:jc w:val="both"/>
+              <w:rPr>
+                <w:rFonts w:ascii="Times New Roman" w:hAnsi="Times New Roman" w:cs="Times New Roman"/>
+                <w:sz w:val="28"/>
+                <w:szCs w:val="28"/>
+              </w:rPr>
+            </w:pPr>
+            <w:r>
+              <w:rPr>
+                <w:rFonts w:ascii="Times New Roman" w:hAnsi="Times New Roman" w:cs="Times New Roman"/>
+                <w:sz w:val="28"/>
+                <w:szCs w:val="28"/>
+              </w:rPr>
+              <w:lastRenderedPageBreak/>
+              <w:t>Источник</w:t>
+            </w:r>
+          </w:p>
+        </w:tc>
+        <w:tc>
+          <w:tcPr>
+            <w:tcW w:w="6053" w:type="dxa"/>
+            <w:hideMark/>
+          </w:tcPr>
+          <w:p>
+            <w:pPr>
+              <w:spacing w:after="160" w:line="259" w:lineRule="auto"/>
+              <w:jc w:val="both"/>
+              <w:rPr>
+                <w:rFonts w:ascii="Times New Roman" w:hAnsi="Times New Roman" w:cs="Times New Roman"/>
+                <w:sz w:val="28"/>
+                <w:szCs w:val="28"/>
+              </w:rPr>
+            </w:pPr>
+            <w:r>
+              <w:rPr>
+                <w:rFonts w:ascii="Times New Roman" w:hAnsi="Times New Roman" w:cs="Times New Roman"/>
+                <w:sz w:val="28"/>
+                <w:szCs w:val="28"/>
+              </w:rPr>
+              <w:t>StH-01, StH-02, StH-03</w:t>
+            </w:r>
+          </w:p>
+        </w:tc>
+      </w:tr>
+      <w:tr>
+        <w:trPr>
+          <w:trHeight w:val="636"/>
+        </w:trPr>
+        <w:tc>
+          <w:tcPr>
+            <w:tcW w:w="3292" w:type="dxa"/>
+            <w:hideMark/>
+          </w:tcPr>
+          <w:p>
+            <w:pPr>
+              <w:spacing w:after="160" w:line="259" w:lineRule="auto"/>
+              <w:jc w:val="both"/>
+              <w:rPr>
+                <w:rFonts w:ascii="Times New Roman" w:hAnsi="Times New Roman" w:cs="Times New Roman"/>
+                <w:sz w:val="28"/>
+                <w:szCs w:val="28"/>
+              </w:rPr>
+            </w:pPr>
+            <w:r>
+              <w:rPr>
+                <w:rFonts w:ascii="Times New Roman" w:hAnsi="Times New Roman" w:cs="Times New Roman"/>
+                <w:sz w:val="28"/>
+                <w:szCs w:val="28"/>
+              </w:rPr>
+              <w:t>Обоснование</w:t>
+            </w:r>
+          </w:p>
+        </w:tc>
+        <w:tc>
+          <w:tcPr>
+            <w:tcW w:w="6053" w:type="dxa"/>
+            <w:hideMark/>
+          </w:tcPr>
+          <w:p>
+            <w:pPr>
+              <w:spacing w:after="160" w:line="259" w:lineRule="auto"/>
+              <w:jc w:val="both"/>
+              <w:rPr>
+                <w:rFonts w:ascii="Times New Roman" w:hAnsi="Times New Roman" w:cs="Times New Roman"/>
+                <w:sz w:val="28"/>
+                <w:szCs w:val="28"/>
+              </w:rPr>
+            </w:pPr>
+            <w:r>
+              <w:rPr>
+                <w:rFonts w:ascii="Times New Roman" w:hAnsi="Times New Roman" w:cs="Times New Roman"/>
+                <w:sz w:val="28"/>
+                <w:szCs w:val="28"/>
+              </w:rPr>
+              <w:t>Пользователь должен понимать суть нарушения.</w:t>
+            </w:r>
+          </w:p>
+        </w:tc>
+      </w:tr>
+      <w:tr>
+        <w:trPr>
+          <w:trHeight w:val="432"/>
+        </w:trPr>
+        <w:tc>
+          <w:tcPr>
+            <w:tcW w:w="3292" w:type="dxa"/>
+            <w:hideMark/>
+          </w:tcPr>
+          <w:p>
+            <w:pPr>
+              <w:spacing w:after="160" w:line="259" w:lineRule="auto"/>
+              <w:jc w:val="both"/>
+              <w:rPr>
+                <w:rFonts w:ascii="Times New Roman" w:hAnsi="Times New Roman" w:cs="Times New Roman"/>
+                <w:sz w:val="28"/>
+                <w:szCs w:val="28"/>
+              </w:rPr>
+            </w:pPr>
+            <w:r>
+              <w:rPr>
+                <w:rFonts w:ascii="Times New Roman" w:hAnsi="Times New Roman" w:cs="Times New Roman"/>
+                <w:sz w:val="28"/>
+                <w:szCs w:val="28"/>
+              </w:rPr>
+              <w:t>Приоритет</w:t>
+            </w:r>
+          </w:p>
+        </w:tc>
+        <w:tc>
+          <w:tcPr>
+            <w:tcW w:w="6053" w:type="dxa"/>
+            <w:hideMark/>
+          </w:tcPr>
+          <w:p>
+            <w:pPr>
+              <w:spacing w:after="160" w:line="259" w:lineRule="auto"/>
+              <w:jc w:val="both"/>
+              <w:rPr>
+                <w:rFonts w:ascii="Times New Roman" w:hAnsi="Times New Roman" w:cs="Times New Roman"/>
+                <w:sz w:val="28"/>
+                <w:szCs w:val="28"/>
+                <w:lang w:val="en-US"/>
+              </w:rPr>
+            </w:pPr>
+            <w:r>
+              <w:rPr>
+                <w:rFonts w:ascii="Times New Roman" w:hAnsi="Times New Roman" w:cs="Times New Roman"/>
+                <w:sz w:val="28"/>
+                <w:szCs w:val="28"/>
+                <w:lang w:val="en-US"/>
+              </w:rPr>
+              <w:t>Must Have</w:t>
+            </w:r>
+          </w:p>
+        </w:tc>
+      </w:tr>
+      <w:tr>
+        <w:trPr>
+          <w:trHeight w:val="636"/>
+        </w:trPr>
+        <w:tc>
+          <w:tcPr>
+            <w:tcW w:w="3292" w:type="dxa"/>
+            <w:hideMark/>
+          </w:tcPr>
+          <w:p>
+            <w:pPr>
+              <w:spacing w:after="160" w:line="259" w:lineRule="auto"/>
+              <w:jc w:val="both"/>
+              <w:rPr>
+                <w:rFonts w:ascii="Times New Roman" w:hAnsi="Times New Roman" w:cs="Times New Roman"/>
+                <w:sz w:val="28"/>
+                <w:szCs w:val="28"/>
+              </w:rPr>
+            </w:pPr>
+            <w:r>
+              <w:rPr>
+                <w:rFonts w:ascii="Times New Roman" w:hAnsi="Times New Roman" w:cs="Times New Roman"/>
+                <w:sz w:val="28"/>
+                <w:szCs w:val="28"/>
+              </w:rPr>
+              <w:t>Критерий верификации</w:t>
+            </w:r>
+          </w:p>
+        </w:tc>
+        <w:tc>
+          <w:tcPr>
+            <w:tcW w:w="6053" w:type="dxa"/>
+            <w:hideMark/>
+          </w:tcPr>
+          <w:p>
+            <w:pPr>
+              <w:spacing w:after="160" w:line="259" w:lineRule="auto"/>
+              <w:jc w:val="both"/>
+              <w:rPr>
+                <w:rFonts w:ascii="Times New Roman" w:hAnsi="Times New Roman" w:cs="Times New Roman"/>
+                <w:sz w:val="28"/>
+                <w:szCs w:val="28"/>
+              </w:rPr>
+            </w:pPr>
+            <w:r>
+              <w:rPr>
+                <w:rFonts w:ascii="Times New Roman" w:hAnsi="Times New Roman" w:cs="Times New Roman"/>
+                <w:sz w:val="28"/>
+                <w:szCs w:val="28"/>
+              </w:rPr>
+              <w:t xml:space="preserve">Демонстрация </w:t>
+            </w:r>
+            <w:r>
+              <w:rPr>
+                <w:rFonts w:ascii="Times New Roman" w:hAnsi="Times New Roman" w:cs="Times New Roman"/>
+                <w:sz w:val="28"/>
+                <w:szCs w:val="28"/>
+              </w:rPr>
+              <w:t>и</w:t>
+            </w:r>
+            <w:r>
+              <w:rPr>
+                <w:rFonts w:ascii="Times New Roman" w:hAnsi="Times New Roman" w:cs="Times New Roman"/>
+                <w:sz w:val="28"/>
+                <w:szCs w:val="28"/>
+              </w:rPr>
+              <w:t xml:space="preserve"> инспекция. Результаты содержат все необходимые пояснения.</w:t>
+            </w:r>
+          </w:p>
+        </w:tc>
+      </w:tr>
+    </w:tbl>
+    <w:p>
+      <w:pPr>
+        <w:jc w:val="both"/>
+        <w:rPr>
+          <w:rFonts w:ascii="Times New Roman" w:hAnsi="Times New Roman" w:cs="Times New Roman"/>
+          <w:sz w:val="28"/>
+          <w:szCs w:val="28"/>
+        </w:rPr>
+      </w:pPr>
+    </w:p>
+    <w:tbl>
+      <w:tblPr>
+        <w:tblStyle w:val="a3"/>
+        <w:tblW w:w="0" w:type="auto"/>
+        <w:tblLook w:val="04A0" w:firstRow="1" w:lastRow="0" w:firstColumn="1" w:lastColumn="0" w:noHBand="0" w:noVBand="1"/>
+      </w:tblPr>
+      <w:tblGrid>
         <w:gridCol w:w="3285"/>
         <w:gridCol w:w="6060"/>
       </w:tblGrid>
@@ -5752,16 +6303,7 @@
                 <w:sz w:val="28"/>
                 <w:szCs w:val="28"/>
               </w:rPr>
-              <w:t xml:space="preserve">Система должна обеспечивать доступ к загруженным документам и результатам проверки только соответствующему </w:t>
-            </w:r>
-            <w:r>
-              <w:rPr>
-                <w:rFonts w:ascii="Times New Roman" w:hAnsi="Times New Roman" w:cs="Times New Roman"/>
-                <w:sz w:val="28"/>
-                <w:szCs w:val="28"/>
-              </w:rPr>
-              <w:lastRenderedPageBreak/>
-              <w:t>пользователю и учитывать требования Федерального закона № 152-ФЗ.</w:t>
+              <w:t>Система должна обеспечивать доступ к загруженным документам и результатам проверки только соответствующему пользователю и учитывать требования Федерального закона № 152-ФЗ.</w:t>
             </w:r>
           </w:p>
         </w:tc>
@@ -5790,7 +6332,6 @@
                 <w:sz w:val="28"/>
                 <w:szCs w:val="28"/>
               </w:rPr>
-              <w:lastRenderedPageBreak/>
               <w:t>Источник</w:t>
             </w:r>
           </w:p>
@@ -6147,6 +6688,7 @@
                 <w:sz w:val="28"/>
                 <w:szCs w:val="28"/>
               </w:rPr>
+              <w:lastRenderedPageBreak/>
               <w:t>Тип</w:t>
             </w:r>
           </w:p>
@@ -6565,606 +7107,6 @@
         </w:tc>
       </w:tr>
       <w:bookmarkEnd w:id="8"/>
-    </w:tbl>
-    <w:p>
-      <w:pPr>
-        <w:jc w:val="both"/>
-        <w:rPr>
-          <w:rFonts w:ascii="Times New Roman" w:hAnsi="Times New Roman" w:cs="Times New Roman"/>
-          <w:sz w:val="28"/>
-          <w:szCs w:val="28"/>
-        </w:rPr>
-      </w:pPr>
-    </w:p>
-    <w:tbl>
-      <w:tblPr>
-        <w:tblStyle w:val="a3"/>
-        <w:tblW w:w="0" w:type="auto"/>
-        <w:tblLook w:val="04A0" w:firstRow="1" w:lastRow="0" w:firstColumn="1" w:lastColumn="0" w:noHBand="0" w:noVBand="1"/>
-      </w:tblPr>
-      <w:tblGrid>
-        <w:gridCol w:w="3285"/>
-        <w:gridCol w:w="6060"/>
-      </w:tblGrid>
-      <w:tr>
-        <w:trPr>
-          <w:trHeight w:val="1728"/>
-        </w:trPr>
-        <w:tc>
-          <w:tcPr>
-            <w:tcW w:w="3440" w:type="dxa"/>
-            <w:hideMark/>
-          </w:tcPr>
-          <w:p>
-            <w:pPr>
-              <w:spacing w:after="160" w:line="259" w:lineRule="auto"/>
-              <w:jc w:val="both"/>
-              <w:rPr>
-                <w:rFonts w:ascii="Times New Roman" w:hAnsi="Times New Roman" w:cs="Times New Roman"/>
-                <w:sz w:val="28"/>
-                <w:szCs w:val="28"/>
-              </w:rPr>
-            </w:pPr>
-            <w:bookmarkStart w:id="9" w:name="_Hlk240818996"/>
-            <w:r>
-              <w:rPr>
-                <w:rFonts w:ascii="Times New Roman" w:hAnsi="Times New Roman" w:cs="Times New Roman"/>
-                <w:sz w:val="28"/>
-                <w:szCs w:val="28"/>
-              </w:rPr>
-              <w:t>Атрибут</w:t>
-            </w:r>
-          </w:p>
-        </w:tc>
-        <w:tc>
-          <w:tcPr>
-            <w:tcW w:w="6520" w:type="dxa"/>
-            <w:hideMark/>
-          </w:tcPr>
-          <w:p>
-            <w:pPr>
-              <w:spacing w:after="160" w:line="259" w:lineRule="auto"/>
-              <w:jc w:val="both"/>
-              <w:rPr>
-                <w:rFonts w:ascii="Times New Roman" w:hAnsi="Times New Roman" w:cs="Times New Roman"/>
-                <w:sz w:val="28"/>
-                <w:szCs w:val="28"/>
-              </w:rPr>
-            </w:pPr>
-            <w:r>
-              <w:rPr>
-                <w:rFonts w:ascii="Times New Roman" w:hAnsi="Times New Roman" w:cs="Times New Roman"/>
-                <w:sz w:val="28"/>
-                <w:szCs w:val="28"/>
-              </w:rPr>
-              <w:t>Содержание</w:t>
-            </w:r>
-          </w:p>
-        </w:tc>
-      </w:tr>
-      <w:tr>
-        <w:trPr>
-          <w:trHeight w:val="516"/>
-        </w:trPr>
-        <w:tc>
-          <w:tcPr>
-            <w:tcW w:w="3440" w:type="dxa"/>
-            <w:hideMark/>
-          </w:tcPr>
-          <w:p>
-            <w:pPr>
-              <w:spacing w:after="160" w:line="259" w:lineRule="auto"/>
-              <w:jc w:val="both"/>
-              <w:rPr>
-                <w:rFonts w:ascii="Times New Roman" w:hAnsi="Times New Roman" w:cs="Times New Roman"/>
-                <w:sz w:val="28"/>
-                <w:szCs w:val="28"/>
-              </w:rPr>
-            </w:pPr>
-            <w:r>
-              <w:rPr>
-                <w:rFonts w:ascii="Times New Roman" w:hAnsi="Times New Roman" w:cs="Times New Roman"/>
-                <w:sz w:val="28"/>
-                <w:szCs w:val="28"/>
-              </w:rPr>
-              <w:lastRenderedPageBreak/>
-              <w:t>Идентификатор</w:t>
-            </w:r>
-          </w:p>
-        </w:tc>
-        <w:tc>
-          <w:tcPr>
-            <w:tcW w:w="6520" w:type="dxa"/>
-            <w:hideMark/>
-          </w:tcPr>
-          <w:p>
-            <w:pPr>
-              <w:spacing w:after="160" w:line="259" w:lineRule="auto"/>
-              <w:jc w:val="both"/>
-              <w:rPr>
-                <w:rFonts w:ascii="Times New Roman" w:hAnsi="Times New Roman" w:cs="Times New Roman"/>
-                <w:sz w:val="28"/>
-                <w:szCs w:val="28"/>
-              </w:rPr>
-            </w:pPr>
-            <w:r>
-              <w:rPr>
-                <w:rFonts w:ascii="Times New Roman" w:hAnsi="Times New Roman" w:cs="Times New Roman"/>
-                <w:sz w:val="28"/>
-                <w:szCs w:val="28"/>
-              </w:rPr>
-              <w:t>NFR-0</w:t>
-            </w:r>
-            <w:r>
-              <w:rPr>
-                <w:rFonts w:ascii="Times New Roman" w:hAnsi="Times New Roman" w:cs="Times New Roman"/>
-                <w:sz w:val="28"/>
-                <w:szCs w:val="28"/>
-              </w:rPr>
-              <w:t>3</w:t>
-            </w:r>
-          </w:p>
-        </w:tc>
-      </w:tr>
-      <w:tr>
-        <w:trPr>
-          <w:trHeight w:val="600"/>
-        </w:trPr>
-        <w:tc>
-          <w:tcPr>
-            <w:tcW w:w="3440" w:type="dxa"/>
-            <w:hideMark/>
-          </w:tcPr>
-          <w:p>
-            <w:pPr>
-              <w:spacing w:after="160" w:line="259" w:lineRule="auto"/>
-              <w:jc w:val="both"/>
-              <w:rPr>
-                <w:rFonts w:ascii="Times New Roman" w:hAnsi="Times New Roman" w:cs="Times New Roman"/>
-                <w:sz w:val="28"/>
-                <w:szCs w:val="28"/>
-              </w:rPr>
-            </w:pPr>
-            <w:r>
-              <w:rPr>
-                <w:rFonts w:ascii="Times New Roman" w:hAnsi="Times New Roman" w:cs="Times New Roman"/>
-                <w:sz w:val="28"/>
-                <w:szCs w:val="28"/>
-              </w:rPr>
-              <w:t>Тип</w:t>
-            </w:r>
-          </w:p>
-        </w:tc>
-        <w:tc>
-          <w:tcPr>
-            <w:tcW w:w="6520" w:type="dxa"/>
-            <w:hideMark/>
-          </w:tcPr>
-          <w:p>
-            <w:pPr>
-              <w:spacing w:after="160" w:line="259" w:lineRule="auto"/>
-              <w:jc w:val="both"/>
-              <w:rPr>
-                <w:rFonts w:ascii="Times New Roman" w:hAnsi="Times New Roman" w:cs="Times New Roman"/>
-                <w:sz w:val="28"/>
-                <w:szCs w:val="28"/>
-              </w:rPr>
-            </w:pPr>
-            <w:r>
-              <w:rPr>
-                <w:rFonts w:ascii="Times New Roman" w:hAnsi="Times New Roman" w:cs="Times New Roman"/>
-                <w:sz w:val="28"/>
-                <w:szCs w:val="28"/>
-              </w:rPr>
-              <w:t>Нефункциональное</w:t>
-            </w:r>
-          </w:p>
-        </w:tc>
-      </w:tr>
-      <w:tr>
-        <w:trPr>
-          <w:trHeight w:val="541"/>
-        </w:trPr>
-        <w:tc>
-          <w:tcPr>
-            <w:tcW w:w="3440" w:type="dxa"/>
-            <w:hideMark/>
-          </w:tcPr>
-          <w:p>
-            <w:pPr>
-              <w:spacing w:after="160" w:line="259" w:lineRule="auto"/>
-              <w:jc w:val="both"/>
-              <w:rPr>
-                <w:rFonts w:ascii="Times New Roman" w:hAnsi="Times New Roman" w:cs="Times New Roman"/>
-                <w:sz w:val="28"/>
-                <w:szCs w:val="28"/>
-              </w:rPr>
-            </w:pPr>
-            <w:r>
-              <w:rPr>
-                <w:rFonts w:ascii="Times New Roman" w:hAnsi="Times New Roman" w:cs="Times New Roman"/>
-                <w:sz w:val="28"/>
-                <w:szCs w:val="28"/>
-              </w:rPr>
-              <w:t>Категория NFR</w:t>
-            </w:r>
-          </w:p>
-        </w:tc>
-        <w:tc>
-          <w:tcPr>
-            <w:tcW w:w="6520" w:type="dxa"/>
-            <w:hideMark/>
-          </w:tcPr>
-          <w:p>
-            <w:pPr>
-              <w:spacing w:after="160" w:line="259" w:lineRule="auto"/>
-              <w:jc w:val="both"/>
-              <w:rPr>
-                <w:rFonts w:ascii="Times New Roman" w:hAnsi="Times New Roman" w:cs="Times New Roman"/>
-                <w:sz w:val="28"/>
-                <w:szCs w:val="28"/>
-              </w:rPr>
-            </w:pPr>
-            <w:r>
-              <w:rPr>
-                <w:rFonts w:ascii="Times New Roman" w:hAnsi="Times New Roman" w:cs="Times New Roman"/>
-                <w:sz w:val="28"/>
-                <w:szCs w:val="28"/>
-              </w:rPr>
-              <w:t>Удобство использования</w:t>
-            </w:r>
-          </w:p>
-        </w:tc>
-      </w:tr>
-      <w:tr>
-        <w:trPr>
-          <w:trHeight w:val="780"/>
-        </w:trPr>
-        <w:tc>
-          <w:tcPr>
-            <w:tcW w:w="3440" w:type="dxa"/>
-            <w:hideMark/>
-          </w:tcPr>
-          <w:p>
-            <w:pPr>
-              <w:spacing w:after="160" w:line="259" w:lineRule="auto"/>
-              <w:jc w:val="both"/>
-              <w:rPr>
-                <w:rFonts w:ascii="Times New Roman" w:hAnsi="Times New Roman" w:cs="Times New Roman"/>
-                <w:sz w:val="28"/>
-                <w:szCs w:val="28"/>
-              </w:rPr>
-            </w:pPr>
-            <w:r>
-              <w:rPr>
-                <w:rFonts w:ascii="Times New Roman" w:hAnsi="Times New Roman" w:cs="Times New Roman"/>
-                <w:sz w:val="28"/>
-                <w:szCs w:val="28"/>
-              </w:rPr>
-              <w:t>Наименование</w:t>
-            </w:r>
-          </w:p>
-        </w:tc>
-        <w:tc>
-          <w:tcPr>
-            <w:tcW w:w="6520" w:type="dxa"/>
-            <w:hideMark/>
-          </w:tcPr>
-          <w:p>
-            <w:pPr>
-              <w:spacing w:after="160" w:line="259" w:lineRule="auto"/>
-              <w:jc w:val="both"/>
-              <w:rPr>
-                <w:rFonts w:ascii="Times New Roman" w:hAnsi="Times New Roman" w:cs="Times New Roman"/>
-                <w:sz w:val="28"/>
-                <w:szCs w:val="28"/>
-              </w:rPr>
-            </w:pPr>
-            <w:r>
-              <w:rPr>
-                <w:rFonts w:ascii="Times New Roman" w:hAnsi="Times New Roman" w:cs="Times New Roman"/>
-                <w:sz w:val="28"/>
-                <w:szCs w:val="28"/>
-              </w:rPr>
-              <w:t>Понятность результатов проверки</w:t>
-            </w:r>
-          </w:p>
-        </w:tc>
-      </w:tr>
-      <w:tr>
-        <w:trPr>
-          <w:trHeight w:val="624"/>
-        </w:trPr>
-        <w:tc>
-          <w:tcPr>
-            <w:tcW w:w="3440" w:type="dxa"/>
-            <w:hideMark/>
-          </w:tcPr>
-          <w:p>
-            <w:pPr>
-              <w:spacing w:after="160" w:line="259" w:lineRule="auto"/>
-              <w:jc w:val="both"/>
-              <w:rPr>
-                <w:rFonts w:ascii="Times New Roman" w:hAnsi="Times New Roman" w:cs="Times New Roman"/>
-                <w:sz w:val="28"/>
-                <w:szCs w:val="28"/>
-              </w:rPr>
-            </w:pPr>
-            <w:r>
-              <w:rPr>
-                <w:rFonts w:ascii="Times New Roman" w:hAnsi="Times New Roman" w:cs="Times New Roman"/>
-                <w:sz w:val="28"/>
-                <w:szCs w:val="28"/>
-              </w:rPr>
-              <w:t>Формулировка</w:t>
-            </w:r>
-          </w:p>
-        </w:tc>
-        <w:tc>
-          <w:tcPr>
-            <w:tcW w:w="6520" w:type="dxa"/>
-            <w:hideMark/>
-          </w:tcPr>
-          <w:p>
-            <w:pPr>
-              <w:spacing w:after="160" w:line="259" w:lineRule="auto"/>
-              <w:jc w:val="both"/>
-              <w:rPr>
-                <w:rFonts w:ascii="Times New Roman" w:hAnsi="Times New Roman" w:cs="Times New Roman"/>
-                <w:sz w:val="28"/>
-                <w:szCs w:val="28"/>
-              </w:rPr>
-            </w:pPr>
-            <w:r>
-              <w:rPr>
-                <w:rFonts w:ascii="Times New Roman" w:hAnsi="Times New Roman" w:cs="Times New Roman"/>
-                <w:sz w:val="28"/>
-                <w:szCs w:val="28"/>
-              </w:rPr>
-              <w:t>Результат для каждого нарушения должен содержать тип нарушения, местоположение, фактическое значение и требуемое значение</w:t>
-            </w:r>
-          </w:p>
-        </w:tc>
-      </w:tr>
-      <w:tr>
-        <w:trPr>
-          <w:trHeight w:val="624"/>
-        </w:trPr>
-        <w:tc>
-          <w:tcPr>
-            <w:tcW w:w="3440" w:type="dxa"/>
-            <w:hideMark/>
-          </w:tcPr>
-          <w:p>
-            <w:pPr>
-              <w:spacing w:after="160" w:line="259" w:lineRule="auto"/>
-              <w:jc w:val="both"/>
-              <w:rPr>
-                <w:rFonts w:ascii="Times New Roman" w:hAnsi="Times New Roman" w:cs="Times New Roman"/>
-                <w:sz w:val="28"/>
-                <w:szCs w:val="28"/>
-              </w:rPr>
-            </w:pPr>
-            <w:r>
-              <w:rPr>
-                <w:rFonts w:ascii="Times New Roman" w:hAnsi="Times New Roman" w:cs="Times New Roman"/>
-                <w:sz w:val="28"/>
-                <w:szCs w:val="28"/>
-              </w:rPr>
-              <w:t>Источник</w:t>
-            </w:r>
-          </w:p>
-        </w:tc>
-        <w:tc>
-          <w:tcPr>
-            <w:tcW w:w="6520" w:type="dxa"/>
-            <w:hideMark/>
-          </w:tcPr>
-          <w:p>
-            <w:pPr>
-              <w:spacing w:after="160" w:line="259" w:lineRule="auto"/>
-              <w:jc w:val="both"/>
-              <w:rPr>
-                <w:rFonts w:ascii="Times New Roman" w:hAnsi="Times New Roman" w:cs="Times New Roman"/>
-                <w:sz w:val="28"/>
-                <w:szCs w:val="28"/>
-              </w:rPr>
-            </w:pPr>
-            <w:r>
-              <w:rPr>
-                <w:rFonts w:ascii="Times New Roman" w:hAnsi="Times New Roman" w:cs="Times New Roman"/>
-                <w:sz w:val="28"/>
-                <w:szCs w:val="28"/>
-              </w:rPr>
-              <w:t>StH-01, StH-02, StH-03</w:t>
-            </w:r>
-          </w:p>
-        </w:tc>
-      </w:tr>
-      <w:tr>
-        <w:trPr>
-          <w:trHeight w:val="636"/>
-        </w:trPr>
-        <w:tc>
-          <w:tcPr>
-            <w:tcW w:w="3440" w:type="dxa"/>
-            <w:hideMark/>
-          </w:tcPr>
-          <w:p>
-            <w:pPr>
-              <w:spacing w:after="160" w:line="259" w:lineRule="auto"/>
-              <w:jc w:val="both"/>
-              <w:rPr>
-                <w:rFonts w:ascii="Times New Roman" w:hAnsi="Times New Roman" w:cs="Times New Roman"/>
-                <w:sz w:val="28"/>
-                <w:szCs w:val="28"/>
-              </w:rPr>
-            </w:pPr>
-            <w:r>
-              <w:rPr>
-                <w:rFonts w:ascii="Times New Roman" w:hAnsi="Times New Roman" w:cs="Times New Roman"/>
-                <w:sz w:val="28"/>
-                <w:szCs w:val="28"/>
-              </w:rPr>
-              <w:t>Обоснование</w:t>
-            </w:r>
-          </w:p>
-        </w:tc>
-        <w:tc>
-          <w:tcPr>
-            <w:tcW w:w="6520" w:type="dxa"/>
-            <w:hideMark/>
-          </w:tcPr>
-          <w:p>
-            <w:pPr>
-              <w:spacing w:after="160" w:line="259" w:lineRule="auto"/>
-              <w:jc w:val="both"/>
-              <w:rPr>
-                <w:rFonts w:ascii="Times New Roman" w:hAnsi="Times New Roman" w:cs="Times New Roman"/>
-                <w:sz w:val="28"/>
-                <w:szCs w:val="28"/>
-              </w:rPr>
-            </w:pPr>
-            <w:r>
-              <w:rPr>
-                <w:rFonts w:ascii="Times New Roman" w:hAnsi="Times New Roman" w:cs="Times New Roman"/>
-                <w:sz w:val="28"/>
-                <w:szCs w:val="28"/>
-              </w:rPr>
-              <w:t>Пользователь должен понимать суть нарушения.</w:t>
-            </w:r>
-          </w:p>
-        </w:tc>
-      </w:tr>
-      <w:tr>
-        <w:trPr>
-          <w:trHeight w:val="432"/>
-        </w:trPr>
-        <w:tc>
-          <w:tcPr>
-            <w:tcW w:w="3440" w:type="dxa"/>
-            <w:hideMark/>
-          </w:tcPr>
-          <w:p>
-            <w:pPr>
-              <w:spacing w:after="160" w:line="259" w:lineRule="auto"/>
-              <w:jc w:val="both"/>
-              <w:rPr>
-                <w:rFonts w:ascii="Times New Roman" w:hAnsi="Times New Roman" w:cs="Times New Roman"/>
-                <w:sz w:val="28"/>
-                <w:szCs w:val="28"/>
-              </w:rPr>
-            </w:pPr>
-            <w:r>
-              <w:rPr>
-                <w:rFonts w:ascii="Times New Roman" w:hAnsi="Times New Roman" w:cs="Times New Roman"/>
-                <w:sz w:val="28"/>
-                <w:szCs w:val="28"/>
-              </w:rPr>
-              <w:t>Приоритет</w:t>
-            </w:r>
-          </w:p>
-        </w:tc>
-        <w:tc>
-          <w:tcPr>
-            <w:tcW w:w="6520" w:type="dxa"/>
-            <w:hideMark/>
-          </w:tcPr>
-          <w:p>
-            <w:pPr>
-              <w:spacing w:after="160" w:line="259" w:lineRule="auto"/>
-              <w:jc w:val="both"/>
-              <w:rPr>
-                <w:rFonts w:ascii="Times New Roman" w:hAnsi="Times New Roman" w:cs="Times New Roman"/>
-                <w:sz w:val="28"/>
-                <w:szCs w:val="28"/>
-                <w:lang w:val="en-US"/>
-              </w:rPr>
-            </w:pPr>
-            <w:r>
-              <w:rPr>
-                <w:rFonts w:ascii="Times New Roman" w:hAnsi="Times New Roman" w:cs="Times New Roman"/>
-                <w:sz w:val="28"/>
-                <w:szCs w:val="28"/>
-                <w:lang w:val="en-US"/>
-              </w:rPr>
-              <w:t>Must Have</w:t>
-            </w:r>
-          </w:p>
-        </w:tc>
-      </w:tr>
-      <w:tr>
-        <w:trPr>
-          <w:trHeight w:val="636"/>
-        </w:trPr>
-        <w:tc>
-          <w:tcPr>
-            <w:tcW w:w="3440" w:type="dxa"/>
-            <w:hideMark/>
-          </w:tcPr>
-          <w:p>
-            <w:pPr>
-              <w:spacing w:after="160" w:line="259" w:lineRule="auto"/>
-              <w:jc w:val="both"/>
-              <w:rPr>
-                <w:rFonts w:ascii="Times New Roman" w:hAnsi="Times New Roman" w:cs="Times New Roman"/>
-                <w:sz w:val="28"/>
-                <w:szCs w:val="28"/>
-              </w:rPr>
-            </w:pPr>
-            <w:r>
-              <w:rPr>
-                <w:rFonts w:ascii="Times New Roman" w:hAnsi="Times New Roman" w:cs="Times New Roman"/>
-                <w:sz w:val="28"/>
-                <w:szCs w:val="28"/>
-              </w:rPr>
-              <w:t>Критерий верификации</w:t>
-            </w:r>
-          </w:p>
-        </w:tc>
-        <w:tc>
-          <w:tcPr>
-            <w:tcW w:w="6520" w:type="dxa"/>
-            <w:hideMark/>
-          </w:tcPr>
-          <w:p>
-            <w:pPr>
-              <w:spacing w:after="160" w:line="259" w:lineRule="auto"/>
-              <w:jc w:val="both"/>
-              <w:rPr>
-                <w:rFonts w:ascii="Times New Roman" w:hAnsi="Times New Roman" w:cs="Times New Roman"/>
-                <w:sz w:val="28"/>
-                <w:szCs w:val="28"/>
-              </w:rPr>
-            </w:pPr>
-            <w:r>
-              <w:rPr>
-                <w:rFonts w:ascii="Times New Roman" w:hAnsi="Times New Roman" w:cs="Times New Roman"/>
-                <w:sz w:val="28"/>
-                <w:szCs w:val="28"/>
-              </w:rPr>
-              <w:t xml:space="preserve">Демонстрация </w:t>
-            </w:r>
-            <w:r>
-              <w:rPr>
-                <w:rFonts w:ascii="Times New Roman" w:hAnsi="Times New Roman" w:cs="Times New Roman"/>
-                <w:sz w:val="28"/>
-                <w:szCs w:val="28"/>
-              </w:rPr>
-              <w:t>и</w:t>
-            </w:r>
-            <w:r>
-              <w:rPr>
-                <w:rFonts w:ascii="Times New Roman" w:hAnsi="Times New Roman" w:cs="Times New Roman"/>
-                <w:sz w:val="28"/>
-                <w:szCs w:val="28"/>
-              </w:rPr>
-              <w:t xml:space="preserve"> инспекция. Результаты содержат все необходимые пояснения.</w:t>
-            </w:r>
-          </w:p>
-        </w:tc>
-      </w:tr>
-      <w:bookmarkEnd w:id="9"/>
     </w:tbl>
     <w:p>
       <w:pPr>
@@ -7299,8 +7241,10 @@
                 <w:sz w:val="28"/>
                 <w:szCs w:val="28"/>
               </w:rPr>
-              <w:t>4</w:t>
-            </w:r>
+              <w:t>3</w:t>
+            </w:r>
+            <w:bookmarkStart w:id="9" w:name="_GoBack"/>
+            <w:bookmarkEnd w:id="9"/>
           </w:p>
         </w:tc>
       </w:tr>
@@ -7543,7 +7487,23 @@
                 <w:sz w:val="28"/>
                 <w:szCs w:val="28"/>
               </w:rPr>
-              <w:t>одновременном выполнении не более 10 проверок</w:t>
+              <w:t xml:space="preserve">одновременном выполнении не более </w:t>
+            </w:r>
+            <w:r>
+              <w:rPr>
+                <w:rFonts w:ascii="Times New Roman" w:hAnsi="Times New Roman" w:cs="Times New Roman"/>
+                <w:sz w:val="28"/>
+                <w:szCs w:val="28"/>
+              </w:rPr>
+              <w:t>5</w:t>
+            </w:r>
+            <w:r>
+              <w:rPr>
+                <w:rFonts w:ascii="Times New Roman" w:hAnsi="Times New Roman" w:cs="Times New Roman"/>
+                <w:sz w:val="28"/>
+                <w:szCs w:val="28"/>
+              </w:rPr>
+              <w:t>0 проверок</w:t>
             </w:r>
             <w:r>
               <w:rPr>
@@ -7691,64 +7651,64 @@
                 <w:sz w:val="28"/>
                 <w:szCs w:val="28"/>
               </w:rPr>
+              <w:t>Приоритет</w:t>
+            </w:r>
+          </w:p>
+        </w:tc>
+        <w:tc>
+          <w:tcPr>
+            <w:tcW w:w="6520" w:type="dxa"/>
+            <w:hideMark/>
+          </w:tcPr>
+          <w:p>
+            <w:pPr>
+              <w:spacing w:after="160" w:line="259" w:lineRule="auto"/>
+              <w:jc w:val="both"/>
+              <w:rPr>
+                <w:rFonts w:ascii="Times New Roman" w:hAnsi="Times New Roman" w:cs="Times New Roman"/>
+                <w:sz w:val="28"/>
+                <w:szCs w:val="28"/>
+                <w:lang w:val="en-US"/>
+              </w:rPr>
+            </w:pPr>
+            <w:r>
+              <w:rPr>
+                <w:rFonts w:ascii="Times New Roman" w:hAnsi="Times New Roman" w:cs="Times New Roman"/>
+                <w:sz w:val="28"/>
+                <w:szCs w:val="28"/>
+                <w:lang w:val="en-US"/>
+              </w:rPr>
+              <w:t>Should Have</w:t>
+            </w:r>
+          </w:p>
+        </w:tc>
+      </w:tr>
+      <w:tr>
+        <w:trPr>
+          <w:trHeight w:val="636"/>
+        </w:trPr>
+        <w:tc>
+          <w:tcPr>
+            <w:tcW w:w="3440" w:type="dxa"/>
+            <w:hideMark/>
+          </w:tcPr>
+          <w:p>
+            <w:pPr>
+              <w:spacing w:after="160" w:line="259" w:lineRule="auto"/>
+              <w:jc w:val="both"/>
+              <w:rPr>
+                <w:rFonts w:ascii="Times New Roman" w:hAnsi="Times New Roman" w:cs="Times New Roman"/>
+                <w:sz w:val="28"/>
+                <w:szCs w:val="28"/>
+              </w:rPr>
+            </w:pPr>
+            <w:r>
+              <w:rPr>
+                <w:rFonts w:ascii="Times New Roman" w:hAnsi="Times New Roman" w:cs="Times New Roman"/>
+                <w:sz w:val="28"/>
+                <w:szCs w:val="28"/>
+              </w:rPr>
               <w:lastRenderedPageBreak/>
-              <w:t>Приоритет</w:t>
-            </w:r>
-          </w:p>
-        </w:tc>
-        <w:tc>
-          <w:tcPr>
-            <w:tcW w:w="6520" w:type="dxa"/>
-            <w:hideMark/>
-          </w:tcPr>
-          <w:p>
-            <w:pPr>
-              <w:spacing w:after="160" w:line="259" w:lineRule="auto"/>
-              <w:jc w:val="both"/>
-              <w:rPr>
-                <w:rFonts w:ascii="Times New Roman" w:hAnsi="Times New Roman" w:cs="Times New Roman"/>
-                <w:sz w:val="28"/>
-                <w:szCs w:val="28"/>
-                <w:lang w:val="en-US"/>
-              </w:rPr>
-            </w:pPr>
-            <w:r>
-              <w:rPr>
-                <w:rFonts w:ascii="Times New Roman" w:hAnsi="Times New Roman" w:cs="Times New Roman"/>
-                <w:sz w:val="28"/>
-                <w:szCs w:val="28"/>
-                <w:lang w:val="en-US"/>
-              </w:rPr>
-              <w:t>Should Have</w:t>
-            </w:r>
-          </w:p>
-        </w:tc>
-      </w:tr>
-      <w:tr>
-        <w:trPr>
-          <w:trHeight w:val="636"/>
-        </w:trPr>
-        <w:tc>
-          <w:tcPr>
-            <w:tcW w:w="3440" w:type="dxa"/>
-            <w:hideMark/>
-          </w:tcPr>
-          <w:p>
-            <w:pPr>
-              <w:spacing w:after="160" w:line="259" w:lineRule="auto"/>
-              <w:jc w:val="both"/>
-              <w:rPr>
-                <w:rFonts w:ascii="Times New Roman" w:hAnsi="Times New Roman" w:cs="Times New Roman"/>
-                <w:sz w:val="28"/>
-                <w:szCs w:val="28"/>
-              </w:rPr>
-            </w:pPr>
-            <w:r>
-              <w:rPr>
-                <w:rFonts w:ascii="Times New Roman" w:hAnsi="Times New Roman" w:cs="Times New Roman"/>
-                <w:sz w:val="28"/>
-                <w:szCs w:val="28"/>
-              </w:rPr>
               <w:t>Критерий верификации</w:t>
             </w:r>
           </w:p>
@@ -8618,7 +8578,7 @@
                 <w:sz w:val="28"/>
                 <w:szCs w:val="28"/>
               </w:rPr>
-              <w:t xml:space="preserve">Система должна информировать пользователя о том, что результат автоматической проверки не </w:t>
+              <w:t xml:space="preserve">Система должна информировать пользователя о том, что результат автоматической проверки не является абсолютным подтверждением </w:t>
             </w:r>
             <w:r>
               <w:rPr>
@@ -8627,7 +8587,7 @@
                 <w:szCs w:val="28"/>
               </w:rPr>
               <w:lastRenderedPageBreak/>
-              <w:t>является абсолютным подтверждением правильности оформления и возможны пропуски нарушений или ложные срабатывания.</w:t>
+              <w:t>правильности оформления и возможны пропуски нарушений или ложные срабатывания.</w:t>
             </w:r>
           </w:p>
         </w:tc>
@@ -9372,10 +9332,7 @@
         </w:rPr>
       </w:pPr>
     </w:p>
-    <w:p>
-      <w:bookmarkStart w:id="12" w:name="_GoBack"/>
-      <w:bookmarkEnd w:id="12"/>
-    </w:p>
+    <w:p/>
     <w:sectPr>
       <w:pgSz w:w="11906" w:h="16838"/>
       <w:pgMar w:top="1134" w:right="850" w:bottom="1134" w:left="1701" w:header="708" w:footer="708" w:gutter="0"/>

--- a/docs/2 этап 2.docx
+++ b/docs/2 этап 2.docx
@@ -7243,251 +7243,267 @@
               </w:rPr>
               <w:t>3</w:t>
             </w:r>
+          </w:p>
+        </w:tc>
+      </w:tr>
+      <w:tr>
+        <w:trPr>
+          <w:trHeight w:val="600"/>
+        </w:trPr>
+        <w:tc>
+          <w:tcPr>
+            <w:tcW w:w="3440" w:type="dxa"/>
+            <w:hideMark/>
+          </w:tcPr>
+          <w:p>
+            <w:pPr>
+              <w:spacing w:after="160" w:line="259" w:lineRule="auto"/>
+              <w:jc w:val="both"/>
+              <w:rPr>
+                <w:rFonts w:ascii="Times New Roman" w:hAnsi="Times New Roman" w:cs="Times New Roman"/>
+                <w:sz w:val="28"/>
+                <w:szCs w:val="28"/>
+              </w:rPr>
+            </w:pPr>
+            <w:r>
+              <w:rPr>
+                <w:rFonts w:ascii="Times New Roman" w:hAnsi="Times New Roman" w:cs="Times New Roman"/>
+                <w:sz w:val="28"/>
+                <w:szCs w:val="28"/>
+              </w:rPr>
+              <w:t>Тип</w:t>
+            </w:r>
+          </w:p>
+        </w:tc>
+        <w:tc>
+          <w:tcPr>
+            <w:tcW w:w="6520" w:type="dxa"/>
+            <w:hideMark/>
+          </w:tcPr>
+          <w:p>
+            <w:pPr>
+              <w:spacing w:after="160" w:line="259" w:lineRule="auto"/>
+              <w:jc w:val="both"/>
+              <w:rPr>
+                <w:rFonts w:ascii="Times New Roman" w:hAnsi="Times New Roman" w:cs="Times New Roman"/>
+                <w:sz w:val="28"/>
+                <w:szCs w:val="28"/>
+              </w:rPr>
+            </w:pPr>
+            <w:r>
+              <w:rPr>
+                <w:rFonts w:ascii="Times New Roman" w:hAnsi="Times New Roman" w:cs="Times New Roman"/>
+                <w:sz w:val="28"/>
+                <w:szCs w:val="28"/>
+              </w:rPr>
+              <w:t>Нефункциональное</w:t>
+            </w:r>
+          </w:p>
+        </w:tc>
+      </w:tr>
+      <w:tr>
+        <w:trPr>
+          <w:trHeight w:val="541"/>
+        </w:trPr>
+        <w:tc>
+          <w:tcPr>
+            <w:tcW w:w="3440" w:type="dxa"/>
+            <w:hideMark/>
+          </w:tcPr>
+          <w:p>
+            <w:pPr>
+              <w:spacing w:after="160" w:line="259" w:lineRule="auto"/>
+              <w:jc w:val="both"/>
+              <w:rPr>
+                <w:rFonts w:ascii="Times New Roman" w:hAnsi="Times New Roman" w:cs="Times New Roman"/>
+                <w:sz w:val="28"/>
+                <w:szCs w:val="28"/>
+              </w:rPr>
+            </w:pPr>
+            <w:r>
+              <w:rPr>
+                <w:rFonts w:ascii="Times New Roman" w:hAnsi="Times New Roman" w:cs="Times New Roman"/>
+                <w:sz w:val="28"/>
+                <w:szCs w:val="28"/>
+              </w:rPr>
+              <w:t>Категория NFR</w:t>
+            </w:r>
+          </w:p>
+        </w:tc>
+        <w:tc>
+          <w:tcPr>
+            <w:tcW w:w="6520" w:type="dxa"/>
+            <w:hideMark/>
+          </w:tcPr>
+          <w:p>
+            <w:pPr>
+              <w:spacing w:after="160" w:line="259" w:lineRule="auto"/>
+              <w:jc w:val="both"/>
+              <w:rPr>
+                <w:rFonts w:ascii="Times New Roman" w:hAnsi="Times New Roman" w:cs="Times New Roman"/>
+                <w:sz w:val="28"/>
+                <w:szCs w:val="28"/>
+              </w:rPr>
+            </w:pPr>
+            <w:r>
+              <w:rPr>
+                <w:rFonts w:ascii="Times New Roman" w:hAnsi="Times New Roman" w:cs="Times New Roman"/>
+                <w:sz w:val="28"/>
+                <w:szCs w:val="28"/>
+              </w:rPr>
+              <w:t>Производительность</w:t>
+            </w:r>
+          </w:p>
+        </w:tc>
+      </w:tr>
+      <w:tr>
+        <w:trPr>
+          <w:trHeight w:val="780"/>
+        </w:trPr>
+        <w:tc>
+          <w:tcPr>
+            <w:tcW w:w="3440" w:type="dxa"/>
+            <w:hideMark/>
+          </w:tcPr>
+          <w:p>
+            <w:pPr>
+              <w:spacing w:after="160" w:line="259" w:lineRule="auto"/>
+              <w:jc w:val="both"/>
+              <w:rPr>
+                <w:rFonts w:ascii="Times New Roman" w:hAnsi="Times New Roman" w:cs="Times New Roman"/>
+                <w:sz w:val="28"/>
+                <w:szCs w:val="28"/>
+              </w:rPr>
+            </w:pPr>
+            <w:r>
+              <w:rPr>
+                <w:rFonts w:ascii="Times New Roman" w:hAnsi="Times New Roman" w:cs="Times New Roman"/>
+                <w:sz w:val="28"/>
+                <w:szCs w:val="28"/>
+              </w:rPr>
+              <w:t>Наименование</w:t>
+            </w:r>
+          </w:p>
+        </w:tc>
+        <w:tc>
+          <w:tcPr>
+            <w:tcW w:w="6520" w:type="dxa"/>
+            <w:hideMark/>
+          </w:tcPr>
+          <w:p>
+            <w:pPr>
+              <w:spacing w:after="160" w:line="259" w:lineRule="auto"/>
+              <w:jc w:val="both"/>
+              <w:rPr>
+                <w:rFonts w:ascii="Times New Roman" w:hAnsi="Times New Roman" w:cs="Times New Roman"/>
+                <w:sz w:val="28"/>
+                <w:szCs w:val="28"/>
+              </w:rPr>
+            </w:pPr>
+            <w:r>
+              <w:rPr>
+                <w:rFonts w:ascii="Times New Roman" w:hAnsi="Times New Roman" w:cs="Times New Roman"/>
+                <w:sz w:val="28"/>
+                <w:szCs w:val="28"/>
+              </w:rPr>
+              <w:t>Время выполнения проверки</w:t>
+            </w:r>
+          </w:p>
+        </w:tc>
+      </w:tr>
+      <w:tr>
+        <w:trPr>
+          <w:trHeight w:val="624"/>
+        </w:trPr>
+        <w:tc>
+          <w:tcPr>
+            <w:tcW w:w="3440" w:type="dxa"/>
+            <w:hideMark/>
+          </w:tcPr>
+          <w:p>
+            <w:pPr>
+              <w:spacing w:after="160" w:line="259" w:lineRule="auto"/>
+              <w:jc w:val="both"/>
+              <w:rPr>
+                <w:rFonts w:ascii="Times New Roman" w:hAnsi="Times New Roman" w:cs="Times New Roman"/>
+                <w:sz w:val="28"/>
+                <w:szCs w:val="28"/>
+              </w:rPr>
+            </w:pPr>
+            <w:r>
+              <w:rPr>
+                <w:rFonts w:ascii="Times New Roman" w:hAnsi="Times New Roman" w:cs="Times New Roman"/>
+                <w:sz w:val="28"/>
+                <w:szCs w:val="28"/>
+              </w:rPr>
+              <w:t>Формулировка</w:t>
+            </w:r>
+          </w:p>
+        </w:tc>
+        <w:tc>
+          <w:tcPr>
+            <w:tcW w:w="6520" w:type="dxa"/>
+            <w:hideMark/>
+          </w:tcPr>
+          <w:p>
+            <w:pPr>
+              <w:spacing w:after="160" w:line="259" w:lineRule="auto"/>
+              <w:jc w:val="both"/>
+              <w:rPr>
+                <w:rFonts w:ascii="Times New Roman" w:hAnsi="Times New Roman" w:cs="Times New Roman"/>
+                <w:sz w:val="28"/>
+                <w:szCs w:val="28"/>
+              </w:rPr>
+            </w:pPr>
+            <w:r>
+              <w:rPr>
+                <w:rFonts w:ascii="Times New Roman" w:hAnsi="Times New Roman" w:cs="Times New Roman"/>
+                <w:sz w:val="28"/>
+                <w:szCs w:val="28"/>
+              </w:rPr>
+              <w:t xml:space="preserve">Система должна выполнять проверку документа объёмом до 50 страниц не более чем за </w:t>
+            </w:r>
+            <w:r>
+              <w:rPr>
+                <w:rFonts w:ascii="Times New Roman" w:hAnsi="Times New Roman" w:cs="Times New Roman"/>
+                <w:sz w:val="28"/>
+                <w:szCs w:val="28"/>
+              </w:rPr>
+              <w:t>6</w:t>
+            </w:r>
+            <w:r>
+              <w:rPr>
+                <w:rFonts w:ascii="Times New Roman" w:hAnsi="Times New Roman" w:cs="Times New Roman"/>
+                <w:sz w:val="28"/>
+                <w:szCs w:val="28"/>
+              </w:rPr>
+              <w:t xml:space="preserve">0 секунд при </w:t>
+            </w:r>
+            <w:r>
+              <w:rPr>
+                <w:rFonts w:ascii="Times New Roman" w:hAnsi="Times New Roman" w:cs="Times New Roman"/>
+                <w:sz w:val="28"/>
+                <w:szCs w:val="28"/>
+              </w:rPr>
+              <w:t>одновременном выполнении</w:t>
+            </w:r>
+            <w:r>
+              <w:rPr>
+                <w:rFonts w:ascii="Times New Roman" w:hAnsi="Times New Roman" w:cs="Times New Roman"/>
+                <w:sz w:val="28"/>
+                <w:szCs w:val="28"/>
+              </w:rPr>
+              <w:t xml:space="preserve"> проверок</w:t>
+            </w:r>
             <w:bookmarkStart w:id="9" w:name="_GoBack"/>
             <w:bookmarkEnd w:id="9"/>
-          </w:p>
-        </w:tc>
-      </w:tr>
-      <w:tr>
-        <w:trPr>
-          <w:trHeight w:val="600"/>
-        </w:trPr>
-        <w:tc>
-          <w:tcPr>
-            <w:tcW w:w="3440" w:type="dxa"/>
-            <w:hideMark/>
-          </w:tcPr>
-          <w:p>
-            <w:pPr>
-              <w:spacing w:after="160" w:line="259" w:lineRule="auto"/>
-              <w:jc w:val="both"/>
-              <w:rPr>
-                <w:rFonts w:ascii="Times New Roman" w:hAnsi="Times New Roman" w:cs="Times New Roman"/>
-                <w:sz w:val="28"/>
-                <w:szCs w:val="28"/>
-              </w:rPr>
-            </w:pPr>
-            <w:r>
-              <w:rPr>
-                <w:rFonts w:ascii="Times New Roman" w:hAnsi="Times New Roman" w:cs="Times New Roman"/>
-                <w:sz w:val="28"/>
-                <w:szCs w:val="28"/>
-              </w:rPr>
-              <w:t>Тип</w:t>
-            </w:r>
-          </w:p>
-        </w:tc>
-        <w:tc>
-          <w:tcPr>
-            <w:tcW w:w="6520" w:type="dxa"/>
-            <w:hideMark/>
-          </w:tcPr>
-          <w:p>
-            <w:pPr>
-              <w:spacing w:after="160" w:line="259" w:lineRule="auto"/>
-              <w:jc w:val="both"/>
-              <w:rPr>
-                <w:rFonts w:ascii="Times New Roman" w:hAnsi="Times New Roman" w:cs="Times New Roman"/>
-                <w:sz w:val="28"/>
-                <w:szCs w:val="28"/>
-              </w:rPr>
-            </w:pPr>
-            <w:r>
-              <w:rPr>
-                <w:rFonts w:ascii="Times New Roman" w:hAnsi="Times New Roman" w:cs="Times New Roman"/>
-                <w:sz w:val="28"/>
-                <w:szCs w:val="28"/>
-              </w:rPr>
-              <w:t>Нефункциональное</w:t>
-            </w:r>
-          </w:p>
-        </w:tc>
-      </w:tr>
-      <w:tr>
-        <w:trPr>
-          <w:trHeight w:val="541"/>
-        </w:trPr>
-        <w:tc>
-          <w:tcPr>
-            <w:tcW w:w="3440" w:type="dxa"/>
-            <w:hideMark/>
-          </w:tcPr>
-          <w:p>
-            <w:pPr>
-              <w:spacing w:after="160" w:line="259" w:lineRule="auto"/>
-              <w:jc w:val="both"/>
-              <w:rPr>
-                <w:rFonts w:ascii="Times New Roman" w:hAnsi="Times New Roman" w:cs="Times New Roman"/>
-                <w:sz w:val="28"/>
-                <w:szCs w:val="28"/>
-              </w:rPr>
-            </w:pPr>
-            <w:r>
-              <w:rPr>
-                <w:rFonts w:ascii="Times New Roman" w:hAnsi="Times New Roman" w:cs="Times New Roman"/>
-                <w:sz w:val="28"/>
-                <w:szCs w:val="28"/>
-              </w:rPr>
-              <w:t>Категория NFR</w:t>
-            </w:r>
-          </w:p>
-        </w:tc>
-        <w:tc>
-          <w:tcPr>
-            <w:tcW w:w="6520" w:type="dxa"/>
-            <w:hideMark/>
-          </w:tcPr>
-          <w:p>
-            <w:pPr>
-              <w:spacing w:after="160" w:line="259" w:lineRule="auto"/>
-              <w:jc w:val="both"/>
-              <w:rPr>
-                <w:rFonts w:ascii="Times New Roman" w:hAnsi="Times New Roman" w:cs="Times New Roman"/>
-                <w:sz w:val="28"/>
-                <w:szCs w:val="28"/>
-              </w:rPr>
-            </w:pPr>
-            <w:r>
-              <w:rPr>
-                <w:rFonts w:ascii="Times New Roman" w:hAnsi="Times New Roman" w:cs="Times New Roman"/>
-                <w:sz w:val="28"/>
-                <w:szCs w:val="28"/>
-              </w:rPr>
-              <w:t>Производительность</w:t>
-            </w:r>
-          </w:p>
-        </w:tc>
-      </w:tr>
-      <w:tr>
-        <w:trPr>
-          <w:trHeight w:val="780"/>
-        </w:trPr>
-        <w:tc>
-          <w:tcPr>
-            <w:tcW w:w="3440" w:type="dxa"/>
-            <w:hideMark/>
-          </w:tcPr>
-          <w:p>
-            <w:pPr>
-              <w:spacing w:after="160" w:line="259" w:lineRule="auto"/>
-              <w:jc w:val="both"/>
-              <w:rPr>
-                <w:rFonts w:ascii="Times New Roman" w:hAnsi="Times New Roman" w:cs="Times New Roman"/>
-                <w:sz w:val="28"/>
-                <w:szCs w:val="28"/>
-              </w:rPr>
-            </w:pPr>
-            <w:r>
-              <w:rPr>
-                <w:rFonts w:ascii="Times New Roman" w:hAnsi="Times New Roman" w:cs="Times New Roman"/>
-                <w:sz w:val="28"/>
-                <w:szCs w:val="28"/>
-              </w:rPr>
-              <w:t>Наименование</w:t>
-            </w:r>
-          </w:p>
-        </w:tc>
-        <w:tc>
-          <w:tcPr>
-            <w:tcW w:w="6520" w:type="dxa"/>
-            <w:hideMark/>
-          </w:tcPr>
-          <w:p>
-            <w:pPr>
-              <w:spacing w:after="160" w:line="259" w:lineRule="auto"/>
-              <w:jc w:val="both"/>
-              <w:rPr>
-                <w:rFonts w:ascii="Times New Roman" w:hAnsi="Times New Roman" w:cs="Times New Roman"/>
-                <w:sz w:val="28"/>
-                <w:szCs w:val="28"/>
-              </w:rPr>
-            </w:pPr>
-            <w:r>
-              <w:rPr>
-                <w:rFonts w:ascii="Times New Roman" w:hAnsi="Times New Roman" w:cs="Times New Roman"/>
-                <w:sz w:val="28"/>
-                <w:szCs w:val="28"/>
-              </w:rPr>
-              <w:t>Время выполнения проверки</w:t>
-            </w:r>
-          </w:p>
-        </w:tc>
-      </w:tr>
-      <w:tr>
-        <w:trPr>
-          <w:trHeight w:val="624"/>
-        </w:trPr>
-        <w:tc>
-          <w:tcPr>
-            <w:tcW w:w="3440" w:type="dxa"/>
-            <w:hideMark/>
-          </w:tcPr>
-          <w:p>
-            <w:pPr>
-              <w:spacing w:after="160" w:line="259" w:lineRule="auto"/>
-              <w:jc w:val="both"/>
-              <w:rPr>
-                <w:rFonts w:ascii="Times New Roman" w:hAnsi="Times New Roman" w:cs="Times New Roman"/>
-                <w:sz w:val="28"/>
-                <w:szCs w:val="28"/>
-              </w:rPr>
-            </w:pPr>
-            <w:r>
-              <w:rPr>
-                <w:rFonts w:ascii="Times New Roman" w:hAnsi="Times New Roman" w:cs="Times New Roman"/>
-                <w:sz w:val="28"/>
-                <w:szCs w:val="28"/>
-              </w:rPr>
-              <w:t>Формулировка</w:t>
-            </w:r>
-          </w:p>
-        </w:tc>
-        <w:tc>
-          <w:tcPr>
-            <w:tcW w:w="6520" w:type="dxa"/>
-            <w:hideMark/>
-          </w:tcPr>
-          <w:p>
-            <w:pPr>
-              <w:spacing w:after="160" w:line="259" w:lineRule="auto"/>
-              <w:jc w:val="both"/>
-              <w:rPr>
-                <w:rFonts w:ascii="Times New Roman" w:hAnsi="Times New Roman" w:cs="Times New Roman"/>
-                <w:sz w:val="28"/>
-                <w:szCs w:val="28"/>
-              </w:rPr>
-            </w:pPr>
-            <w:r>
-              <w:rPr>
-                <w:rFonts w:ascii="Times New Roman" w:hAnsi="Times New Roman" w:cs="Times New Roman"/>
-                <w:sz w:val="28"/>
-                <w:szCs w:val="28"/>
-              </w:rPr>
-              <w:t xml:space="preserve">Система должна выполнять проверку документа объёмом до 50 страниц не более чем за </w:t>
-            </w:r>
-            <w:r>
-              <w:rPr>
-                <w:rFonts w:ascii="Times New Roman" w:hAnsi="Times New Roman" w:cs="Times New Roman"/>
-                <w:sz w:val="28"/>
-                <w:szCs w:val="28"/>
-              </w:rPr>
-              <w:t>6</w:t>
-            </w:r>
-            <w:r>
-              <w:rPr>
-                <w:rFonts w:ascii="Times New Roman" w:hAnsi="Times New Roman" w:cs="Times New Roman"/>
-                <w:sz w:val="28"/>
-                <w:szCs w:val="28"/>
-              </w:rPr>
-              <w:t xml:space="preserve">0 секунд при </w:t>
-            </w:r>
-            <w:r>
-              <w:rPr>
-                <w:rFonts w:ascii="Times New Roman" w:hAnsi="Times New Roman" w:cs="Times New Roman"/>
-                <w:sz w:val="28"/>
-                <w:szCs w:val="28"/>
-              </w:rPr>
-              <w:t xml:space="preserve">одновременном выполнении не более </w:t>
+            <w:r>
+              <w:rPr>
+                <w:rFonts w:ascii="Times New Roman" w:hAnsi="Times New Roman" w:cs="Times New Roman"/>
+                <w:sz w:val="28"/>
+                <w:szCs w:val="28"/>
+              </w:rPr>
+              <w:t xml:space="preserve"> не более </w:t>
             </w:r>
             <w:r>
               <w:rPr>
@@ -7503,7 +7519,15 @@
                 <w:sz w:val="28"/>
                 <w:szCs w:val="28"/>
               </w:rPr>
-              <w:t>0 проверок</w:t>
+              <w:t xml:space="preserve">0 </w:t>
+            </w:r>
+            <w:r>
+              <w:rPr>
+                <w:rFonts w:ascii="Times New Roman" w:hAnsi="Times New Roman" w:cs="Times New Roman"/>
+                <w:sz w:val="28"/>
+                <w:szCs w:val="28"/>
+              </w:rPr>
+              <w:t>пользователей</w:t>
             </w:r>
             <w:r>
               <w:rPr>
